--- a/documentacion/GitHub.docx
+++ b/documentacion/GitHub.docx
@@ -584,7 +584,415 @@
       <w:r>
         <w:br/>
       </w:r>
-    </w:p>
+      <w:r>
+        <w:br/>
+        <w:t xml:space="preserve">Estando en la rama que se ha creado, se ha agregado un documento que será parte de la documentación del entregable, realizamos un </w:t>
+      </w:r>
+      <w:proofErr w:type="spellStart"/>
+      <w:r>
+        <w:t>commit</w:t>
+      </w:r>
+      <w:proofErr w:type="spellEnd"/>
+      <w:r>
+        <w:t xml:space="preserve"> y </w:t>
+      </w:r>
+      <w:proofErr w:type="spellStart"/>
+      <w:r>
+        <w:t>push</w:t>
+      </w:r>
+      <w:proofErr w:type="spellEnd"/>
+      <w:r>
+        <w:t xml:space="preserve"> siempre agregando un </w:t>
+      </w:r>
+      <w:proofErr w:type="gramStart"/>
+      <w:r>
+        <w:t>comentario  descriptivo</w:t>
+      </w:r>
+      <w:proofErr w:type="gramEnd"/>
+      <w:r>
+        <w:t xml:space="preserve"> de lo que se ha realizado.</w:t>
+      </w:r>
+      <w:r>
+        <w:br/>
+      </w:r>
+      <w:r>
+        <w:lastRenderedPageBreak/>
+        <w:br/>
+      </w:r>
+      <w:r>
+        <w:drawing>
+          <wp:inline distT="0" distB="0" distL="0" distR="0" wp14:anchorId="61A77BD5" wp14:editId="5B5E63D0">
+            <wp:extent cx="5612130" cy="3135630"/>
+            <wp:effectExtent l="0" t="0" r="7620" b="7620"/>
+            <wp:docPr id="418763244" name="Imagen 1"/>
+            <wp:cNvGraphicFramePr>
+              <a:graphicFrameLocks xmlns:a="http://schemas.openxmlformats.org/drawingml/2006/main" noChangeAspect="1"/>
+            </wp:cNvGraphicFramePr>
+            <a:graphic xmlns:a="http://schemas.openxmlformats.org/drawingml/2006/main">
+              <a:graphicData uri="http://schemas.openxmlformats.org/drawingml/2006/picture">
+                <pic:pic xmlns:pic="http://schemas.openxmlformats.org/drawingml/2006/picture">
+                  <pic:nvPicPr>
+                    <pic:cNvPr id="418763244" name=""/>
+                    <pic:cNvPicPr/>
+                  </pic:nvPicPr>
+                  <pic:blipFill>
+                    <a:blip r:embed="rId17"/>
+                    <a:stretch>
+                      <a:fillRect/>
+                    </a:stretch>
+                  </pic:blipFill>
+                  <pic:spPr>
+                    <a:xfrm>
+                      <a:off x="0" y="0"/>
+                      <a:ext cx="5612130" cy="3135630"/>
+                    </a:xfrm>
+                    <a:prstGeom prst="rect">
+                      <a:avLst/>
+                    </a:prstGeom>
+                  </pic:spPr>
+                </pic:pic>
+              </a:graphicData>
+            </a:graphic>
+          </wp:inline>
+        </w:drawing>
+      </w:r>
+    </w:p>
+    <w:p/>
+    <w:p>
+      <w:r>
+        <w:t xml:space="preserve">Al haber creado la rama desde </w:t>
+      </w:r>
+      <w:proofErr w:type="spellStart"/>
+      <w:r>
+        <w:t>VSCode</w:t>
+      </w:r>
+      <w:proofErr w:type="spellEnd"/>
+      <w:r>
+        <w:t xml:space="preserve"> nos indica que la rama no </w:t>
+      </w:r>
+      <w:proofErr w:type="spellStart"/>
+      <w:r>
+        <w:t>esta</w:t>
+      </w:r>
+      <w:proofErr w:type="spellEnd"/>
+      <w:r>
+        <w:t xml:space="preserve"> publicada en el repositorio remoto, damos en OK para que proceda a publicarla. </w:t>
+      </w:r>
+      <w:r>
+        <w:br/>
+      </w:r>
+      <w:r>
+        <w:drawing>
+          <wp:inline distT="0" distB="0" distL="0" distR="0" wp14:anchorId="4860C5F8" wp14:editId="6FF7ADD8">
+            <wp:extent cx="5612130" cy="1708150"/>
+            <wp:effectExtent l="0" t="0" r="7620" b="6350"/>
+            <wp:docPr id="288983791" name="Imagen 1"/>
+            <wp:cNvGraphicFramePr>
+              <a:graphicFrameLocks xmlns:a="http://schemas.openxmlformats.org/drawingml/2006/main" noChangeAspect="1"/>
+            </wp:cNvGraphicFramePr>
+            <a:graphic xmlns:a="http://schemas.openxmlformats.org/drawingml/2006/main">
+              <a:graphicData uri="http://schemas.openxmlformats.org/drawingml/2006/picture">
+                <pic:pic xmlns:pic="http://schemas.openxmlformats.org/drawingml/2006/picture">
+                  <pic:nvPicPr>
+                    <pic:cNvPr id="288983791" name=""/>
+                    <pic:cNvPicPr/>
+                  </pic:nvPicPr>
+                  <pic:blipFill>
+                    <a:blip r:embed="rId18"/>
+                    <a:stretch>
+                      <a:fillRect/>
+                    </a:stretch>
+                  </pic:blipFill>
+                  <pic:spPr>
+                    <a:xfrm>
+                      <a:off x="0" y="0"/>
+                      <a:ext cx="5612130" cy="1708150"/>
+                    </a:xfrm>
+                    <a:prstGeom prst="rect">
+                      <a:avLst/>
+                    </a:prstGeom>
+                  </pic:spPr>
+                </pic:pic>
+              </a:graphicData>
+            </a:graphic>
+          </wp:inline>
+        </w:drawing>
+      </w:r>
+      <w:r>
+        <w:br/>
+      </w:r>
+      <w:r>
+        <w:br/>
+        <w:t xml:space="preserve">En nuestra pagina de GitHub nos indica que se a creado una solicitud de </w:t>
+      </w:r>
+      <w:proofErr w:type="spellStart"/>
+      <w:r>
+        <w:t>pull</w:t>
+      </w:r>
+      <w:proofErr w:type="spellEnd"/>
+      <w:r>
+        <w:t xml:space="preserve"> </w:t>
+      </w:r>
+      <w:proofErr w:type="spellStart"/>
+      <w:r>
+        <w:t>request</w:t>
+      </w:r>
+      <w:proofErr w:type="spellEnd"/>
+      <w:r>
+        <w:t xml:space="preserve"> </w:t>
+      </w:r>
+    </w:p>
+    <w:p>
+      <w:r>
+        <w:drawing>
+          <wp:inline distT="0" distB="0" distL="0" distR="0" wp14:anchorId="01B44176" wp14:editId="70537AF1">
+            <wp:extent cx="5612130" cy="1617345"/>
+            <wp:effectExtent l="0" t="0" r="7620" b="1905"/>
+            <wp:docPr id="495280004" name="Imagen 1"/>
+            <wp:cNvGraphicFramePr>
+              <a:graphicFrameLocks xmlns:a="http://schemas.openxmlformats.org/drawingml/2006/main" noChangeAspect="1"/>
+            </wp:cNvGraphicFramePr>
+            <a:graphic xmlns:a="http://schemas.openxmlformats.org/drawingml/2006/main">
+              <a:graphicData uri="http://schemas.openxmlformats.org/drawingml/2006/picture">
+                <pic:pic xmlns:pic="http://schemas.openxmlformats.org/drawingml/2006/picture">
+                  <pic:nvPicPr>
+                    <pic:cNvPr id="495280004" name=""/>
+                    <pic:cNvPicPr/>
+                  </pic:nvPicPr>
+                  <pic:blipFill>
+                    <a:blip r:embed="rId19"/>
+                    <a:stretch>
+                      <a:fillRect/>
+                    </a:stretch>
+                  </pic:blipFill>
+                  <pic:spPr>
+                    <a:xfrm>
+                      <a:off x="0" y="0"/>
+                      <a:ext cx="5612130" cy="1617345"/>
+                    </a:xfrm>
+                    <a:prstGeom prst="rect">
+                      <a:avLst/>
+                    </a:prstGeom>
+                  </pic:spPr>
+                </pic:pic>
+              </a:graphicData>
+            </a:graphic>
+          </wp:inline>
+        </w:drawing>
+      </w:r>
+    </w:p>
+    <w:p>
+      <w:r>
+        <w:t xml:space="preserve">Creamos la Pull </w:t>
+      </w:r>
+      <w:proofErr w:type="spellStart"/>
+      <w:r>
+        <w:t>request</w:t>
+      </w:r>
+      <w:proofErr w:type="spellEnd"/>
+    </w:p>
+    <w:p>
+      <w:r>
+        <w:lastRenderedPageBreak/>
+        <w:drawing>
+          <wp:inline distT="0" distB="0" distL="0" distR="0" wp14:anchorId="775A1A0C" wp14:editId="7559C35C">
+            <wp:extent cx="5612130" cy="3100070"/>
+            <wp:effectExtent l="0" t="0" r="7620" b="5080"/>
+            <wp:docPr id="2110843510" name="Imagen 1"/>
+            <wp:cNvGraphicFramePr>
+              <a:graphicFrameLocks xmlns:a="http://schemas.openxmlformats.org/drawingml/2006/main" noChangeAspect="1"/>
+            </wp:cNvGraphicFramePr>
+            <a:graphic xmlns:a="http://schemas.openxmlformats.org/drawingml/2006/main">
+              <a:graphicData uri="http://schemas.openxmlformats.org/drawingml/2006/picture">
+                <pic:pic xmlns:pic="http://schemas.openxmlformats.org/drawingml/2006/picture">
+                  <pic:nvPicPr>
+                    <pic:cNvPr id="2110843510" name=""/>
+                    <pic:cNvPicPr/>
+                  </pic:nvPicPr>
+                  <pic:blipFill>
+                    <a:blip r:embed="rId20"/>
+                    <a:stretch>
+                      <a:fillRect/>
+                    </a:stretch>
+                  </pic:blipFill>
+                  <pic:spPr>
+                    <a:xfrm>
+                      <a:off x="0" y="0"/>
+                      <a:ext cx="5612130" cy="3100070"/>
+                    </a:xfrm>
+                    <a:prstGeom prst="rect">
+                      <a:avLst/>
+                    </a:prstGeom>
+                  </pic:spPr>
+                </pic:pic>
+              </a:graphicData>
+            </a:graphic>
+          </wp:inline>
+        </w:drawing>
+      </w:r>
+      <w:r>
+        <w:br/>
+      </w:r>
+    </w:p>
+    <w:p>
+      <w:r>
+        <w:t xml:space="preserve">Al haber revisado los </w:t>
+      </w:r>
+      <w:proofErr w:type="gramStart"/>
+      <w:r>
+        <w:t>cambios realizado</w:t>
+      </w:r>
+      <w:proofErr w:type="gramEnd"/>
+      <w:r>
+        <w:t xml:space="preserve"> y verificar que no existe conflicto se procede con el </w:t>
+      </w:r>
+      <w:proofErr w:type="spellStart"/>
+      <w:r>
+        <w:t>Merge</w:t>
+      </w:r>
+      <w:proofErr w:type="spellEnd"/>
+    </w:p>
+    <w:p>
+      <w:r>
+        <w:drawing>
+          <wp:inline distT="0" distB="0" distL="0" distR="0" wp14:anchorId="6555B61C" wp14:editId="0C7D5A7E">
+            <wp:extent cx="5612130" cy="4001135"/>
+            <wp:effectExtent l="0" t="0" r="7620" b="0"/>
+            <wp:docPr id="1408195283" name="Imagen 1"/>
+            <wp:cNvGraphicFramePr>
+              <a:graphicFrameLocks xmlns:a="http://schemas.openxmlformats.org/drawingml/2006/main" noChangeAspect="1"/>
+            </wp:cNvGraphicFramePr>
+            <a:graphic xmlns:a="http://schemas.openxmlformats.org/drawingml/2006/main">
+              <a:graphicData uri="http://schemas.openxmlformats.org/drawingml/2006/picture">
+                <pic:pic xmlns:pic="http://schemas.openxmlformats.org/drawingml/2006/picture">
+                  <pic:nvPicPr>
+                    <pic:cNvPr id="1408195283" name=""/>
+                    <pic:cNvPicPr/>
+                  </pic:nvPicPr>
+                  <pic:blipFill>
+                    <a:blip r:embed="rId21"/>
+                    <a:stretch>
+                      <a:fillRect/>
+                    </a:stretch>
+                  </pic:blipFill>
+                  <pic:spPr>
+                    <a:xfrm>
+                      <a:off x="0" y="0"/>
+                      <a:ext cx="5612130" cy="4001135"/>
+                    </a:xfrm>
+                    <a:prstGeom prst="rect">
+                      <a:avLst/>
+                    </a:prstGeom>
+                  </pic:spPr>
+                </pic:pic>
+              </a:graphicData>
+            </a:graphic>
+          </wp:inline>
+        </w:drawing>
+      </w:r>
+    </w:p>
+    <w:p/>
+    <w:p>
+      <w:r>
+        <w:lastRenderedPageBreak/>
+        <w:t>Nos da la opción de borrar la rama Documentación, en este caso debido a que seguirá los cambios en esta rama optamos por dejar la rama.</w:t>
+      </w:r>
+      <w:r>
+        <w:br/>
+      </w:r>
+      <w:r>
+        <w:br/>
+      </w:r>
+      <w:r>
+        <w:drawing>
+          <wp:inline distT="0" distB="0" distL="0" distR="0" wp14:anchorId="06268339" wp14:editId="08CA9C50">
+            <wp:extent cx="5612130" cy="800100"/>
+            <wp:effectExtent l="0" t="0" r="7620" b="0"/>
+            <wp:docPr id="1916532473" name="Imagen 1"/>
+            <wp:cNvGraphicFramePr>
+              <a:graphicFrameLocks xmlns:a="http://schemas.openxmlformats.org/drawingml/2006/main" noChangeAspect="1"/>
+            </wp:cNvGraphicFramePr>
+            <a:graphic xmlns:a="http://schemas.openxmlformats.org/drawingml/2006/main">
+              <a:graphicData uri="http://schemas.openxmlformats.org/drawingml/2006/picture">
+                <pic:pic xmlns:pic="http://schemas.openxmlformats.org/drawingml/2006/picture">
+                  <pic:nvPicPr>
+                    <pic:cNvPr id="1916532473" name=""/>
+                    <pic:cNvPicPr/>
+                  </pic:nvPicPr>
+                  <pic:blipFill>
+                    <a:blip r:embed="rId22"/>
+                    <a:stretch>
+                      <a:fillRect/>
+                    </a:stretch>
+                  </pic:blipFill>
+                  <pic:spPr>
+                    <a:xfrm>
+                      <a:off x="0" y="0"/>
+                      <a:ext cx="5612130" cy="800100"/>
+                    </a:xfrm>
+                    <a:prstGeom prst="rect">
+                      <a:avLst/>
+                    </a:prstGeom>
+                  </pic:spPr>
+                </pic:pic>
+              </a:graphicData>
+            </a:graphic>
+          </wp:inline>
+        </w:drawing>
+      </w:r>
+    </w:p>
+    <w:p/>
+    <w:p>
+      <w:r>
+        <w:t>Podemos observar que ya se agregó la carpeta documentación junto con el archivo parte de la documentación que se estará manejando para el entregable.</w:t>
+      </w:r>
+    </w:p>
+    <w:p/>
+    <w:p>
+      <w:r>
+        <w:drawing>
+          <wp:inline distT="0" distB="0" distL="0" distR="0" wp14:anchorId="67E9F467" wp14:editId="616058B8">
+            <wp:extent cx="5612130" cy="1012190"/>
+            <wp:effectExtent l="0" t="0" r="7620" b="0"/>
+            <wp:docPr id="915305753" name="Imagen 1"/>
+            <wp:cNvGraphicFramePr>
+              <a:graphicFrameLocks xmlns:a="http://schemas.openxmlformats.org/drawingml/2006/main" noChangeAspect="1"/>
+            </wp:cNvGraphicFramePr>
+            <a:graphic xmlns:a="http://schemas.openxmlformats.org/drawingml/2006/main">
+              <a:graphicData uri="http://schemas.openxmlformats.org/drawingml/2006/picture">
+                <pic:pic xmlns:pic="http://schemas.openxmlformats.org/drawingml/2006/picture">
+                  <pic:nvPicPr>
+                    <pic:cNvPr id="915305753" name=""/>
+                    <pic:cNvPicPr/>
+                  </pic:nvPicPr>
+                  <pic:blipFill>
+                    <a:blip r:embed="rId23"/>
+                    <a:stretch>
+                      <a:fillRect/>
+                    </a:stretch>
+                  </pic:blipFill>
+                  <pic:spPr>
+                    <a:xfrm>
+                      <a:off x="0" y="0"/>
+                      <a:ext cx="5612130" cy="1012190"/>
+                    </a:xfrm>
+                    <a:prstGeom prst="rect">
+                      <a:avLst/>
+                    </a:prstGeom>
+                  </pic:spPr>
+                </pic:pic>
+              </a:graphicData>
+            </a:graphic>
+          </wp:inline>
+        </w:drawing>
+      </w:r>
+    </w:p>
+    <w:p>
+      <w:r>
+        <w:br w:type="page"/>
+      </w:r>
+    </w:p>
+    <w:p/>
     <w:sectPr>
       <w:pgSz w:w="12240" w:h="15840"/>
       <w:pgMar w:top="1417" w:right="1701" w:bottom="1417" w:left="1701" w:header="708" w:footer="708" w:gutter="0"/>

--- a/documentacion/GitHub.docx
+++ b/documentacion/GitHub.docx
@@ -9,15 +9,7 @@
     </w:p>
     <w:p>
       <w:r>
-        <w:t xml:space="preserve">Con la cuenta ya configurada se crea un nuevo repositorio y se </w:t>
-      </w:r>
-      <w:proofErr w:type="gramStart"/>
-      <w:r>
-        <w:t>le</w:t>
-      </w:r>
-      <w:proofErr w:type="gramEnd"/>
-      <w:r>
-        <w:t xml:space="preserve"> da </w:t>
+        <w:t xml:space="preserve">Con la cuenta ya configurada se crea un nuevo repositorio y da </w:t>
       </w:r>
       <w:r>
         <w:t>acceso a</w:t>
@@ -29,6 +21,9 @@
         <w:br/>
       </w:r>
       <w:r>
+        <w:rPr>
+          <w:noProof/>
+        </w:rPr>
         <w:drawing>
           <wp:inline distT="0" distB="0" distL="0" distR="0" wp14:anchorId="67BEE626" wp14:editId="31515461">
             <wp:extent cx="5612130" cy="658495"/>
@@ -76,6 +71,9 @@
         <w:br/>
       </w:r>
       <w:r>
+        <w:rPr>
+          <w:noProof/>
+        </w:rPr>
         <w:drawing>
           <wp:inline distT="0" distB="0" distL="0" distR="0" wp14:anchorId="7AFE62BB" wp14:editId="19545E3A">
             <wp:extent cx="5612130" cy="4819015"/>
@@ -123,16 +121,11 @@
         <w:lastRenderedPageBreak/>
         <w:t xml:space="preserve">Se toma nota de la </w:t>
       </w:r>
-      <w:proofErr w:type="spellStart"/>
       <w:r>
         <w:t>U</w:t>
       </w:r>
       <w:r>
-        <w:t>rl</w:t>
-      </w:r>
-      <w:proofErr w:type="spellEnd"/>
-      <w:r>
-        <w:t xml:space="preserve"> que nos crea </w:t>
+        <w:t xml:space="preserve">rl que nos crea </w:t>
       </w:r>
       <w:r>
         <w:t>GitHub</w:t>
@@ -153,6 +146,9 @@
         <w:br/>
       </w:r>
       <w:r>
+        <w:rPr>
+          <w:noProof/>
+        </w:rPr>
         <w:drawing>
           <wp:inline distT="0" distB="0" distL="0" distR="0" wp14:anchorId="3D2411E1" wp14:editId="4242287D">
             <wp:extent cx="5612130" cy="481965"/>
@@ -193,20 +189,15 @@
     <w:p>
       <w:r>
         <w:br/>
-        <w:t xml:space="preserve">Se les da el acceso a los colaboradores del </w:t>
-      </w:r>
-      <w:proofErr w:type="spellStart"/>
-      <w:r>
-        <w:t>pryecto</w:t>
-      </w:r>
-      <w:proofErr w:type="spellEnd"/>
-      <w:r>
-        <w:t>.</w:t>
+        <w:t>Se les da el acceso a los colaboradores del pryecto.</w:t>
       </w:r>
       <w:r>
         <w:br/>
       </w:r>
       <w:r>
+        <w:rPr>
+          <w:noProof/>
+        </w:rPr>
         <w:drawing>
           <wp:inline distT="0" distB="0" distL="0" distR="0" wp14:anchorId="6B360D0D" wp14:editId="721C0241">
             <wp:extent cx="5612130" cy="2766060"/>
@@ -256,6 +247,9 @@
         <w:br/>
       </w:r>
       <w:r>
+        <w:rPr>
+          <w:noProof/>
+        </w:rPr>
         <w:drawing>
           <wp:inline distT="0" distB="0" distL="0" distR="0" wp14:anchorId="6EA74A5B" wp14:editId="6D677D36">
             <wp:extent cx="5612130" cy="3154680"/>
@@ -307,6 +301,9 @@
     </w:p>
     <w:p>
       <w:r>
+        <w:rPr>
+          <w:noProof/>
+        </w:rPr>
         <w:drawing>
           <wp:inline distT="0" distB="0" distL="0" distR="0" wp14:anchorId="77EE9C12" wp14:editId="6365495A">
             <wp:extent cx="5612130" cy="1013460"/>
@@ -346,19 +343,14 @@
     </w:p>
     <w:p>
       <w:r>
-        <w:t xml:space="preserve">Agregamos los archivos y creamos nuestro </w:t>
-      </w:r>
-      <w:proofErr w:type="spellStart"/>
-      <w:r>
-        <w:t>commit</w:t>
-      </w:r>
-      <w:proofErr w:type="spellEnd"/>
-      <w:r>
-        <w:t xml:space="preserve"> inicial</w:t>
-      </w:r>
-    </w:p>
-    <w:p>
-      <w:r>
+        <w:t>Agregamos los archivos y creamos nuestro commit inicial</w:t>
+      </w:r>
+    </w:p>
+    <w:p>
+      <w:r>
+        <w:rPr>
+          <w:noProof/>
+        </w:rPr>
         <w:drawing>
           <wp:inline distT="0" distB="0" distL="0" distR="0" wp14:anchorId="0E494ED2" wp14:editId="301F303B">
             <wp:extent cx="5612130" cy="1372235"/>
@@ -402,6 +394,9 @@
         <w:t>Enlazamos nuestro repositorio de GitHub con la dirección que anteriormente nos genero</w:t>
       </w:r>
       <w:r>
+        <w:rPr>
+          <w:noProof/>
+        </w:rPr>
         <w:drawing>
           <wp:inline distT="0" distB="0" distL="0" distR="0" wp14:anchorId="6D554BD5" wp14:editId="6AD0C160">
             <wp:extent cx="5612130" cy="1217930"/>
@@ -446,6 +441,9 @@
     </w:p>
     <w:p>
       <w:r>
+        <w:rPr>
+          <w:noProof/>
+        </w:rPr>
         <w:drawing>
           <wp:inline distT="0" distB="0" distL="0" distR="0" wp14:anchorId="7A0E5AED" wp14:editId="13C32D16">
             <wp:extent cx="5449060" cy="1914792"/>
@@ -486,19 +484,14 @@
     <w:p/>
     <w:p>
       <w:r>
-        <w:t xml:space="preserve">Usando </w:t>
-      </w:r>
-      <w:proofErr w:type="spellStart"/>
-      <w:r>
-        <w:t>VSCode</w:t>
-      </w:r>
-      <w:proofErr w:type="spellEnd"/>
-      <w:r>
-        <w:t>, abrimos nuestra carpeta local</w:t>
-      </w:r>
-    </w:p>
-    <w:p>
-      <w:r>
+        <w:t>Usando VSCode, abrimos nuestra carpeta local</w:t>
+      </w:r>
+    </w:p>
+    <w:p>
+      <w:r>
+        <w:rPr>
+          <w:noProof/>
+        </w:rPr>
         <w:lastRenderedPageBreak/>
         <w:drawing>
           <wp:inline distT="0" distB="0" distL="0" distR="0" wp14:anchorId="1FC3554C" wp14:editId="2EB145B9">
@@ -545,6 +538,9 @@
         <w:br/>
       </w:r>
       <w:r>
+        <w:rPr>
+          <w:noProof/>
+        </w:rPr>
         <w:drawing>
           <wp:inline distT="0" distB="0" distL="0" distR="0" wp14:anchorId="22194B19" wp14:editId="7D7C99D4">
             <wp:extent cx="5612130" cy="1315085"/>
@@ -586,23 +582,7 @@
       </w:r>
       <w:r>
         <w:br/>
-        <w:t xml:space="preserve">Estando en la rama que se ha creado, se ha agregado un documento que será parte de la documentación del entregable, realizamos un </w:t>
-      </w:r>
-      <w:proofErr w:type="spellStart"/>
-      <w:r>
-        <w:t>commit</w:t>
-      </w:r>
-      <w:proofErr w:type="spellEnd"/>
-      <w:r>
-        <w:t xml:space="preserve"> y </w:t>
-      </w:r>
-      <w:proofErr w:type="spellStart"/>
-      <w:r>
-        <w:t>push</w:t>
-      </w:r>
-      <w:proofErr w:type="spellEnd"/>
-      <w:r>
-        <w:t xml:space="preserve"> siempre agregando un </w:t>
+        <w:t xml:space="preserve">Estando en la rama que se ha creado, se ha agregado un documento que será parte de la documentación del entregable, realizamos un commit y push siempre agregando un </w:t>
       </w:r>
       <w:proofErr w:type="gramStart"/>
       <w:r>
@@ -620,6 +600,9 @@
         <w:br/>
       </w:r>
       <w:r>
+        <w:rPr>
+          <w:noProof/>
+        </w:rPr>
         <w:drawing>
           <wp:inline distT="0" distB="0" distL="0" distR="0" wp14:anchorId="61A77BD5" wp14:editId="5B5E63D0">
             <wp:extent cx="5612130" cy="3135630"/>
@@ -660,28 +643,15 @@
     <w:p/>
     <w:p>
       <w:r>
-        <w:t xml:space="preserve">Al haber creado la rama desde </w:t>
-      </w:r>
-      <w:proofErr w:type="spellStart"/>
-      <w:r>
-        <w:t>VSCode</w:t>
-      </w:r>
-      <w:proofErr w:type="spellEnd"/>
-      <w:r>
-        <w:t xml:space="preserve"> nos indica que la rama no </w:t>
-      </w:r>
-      <w:proofErr w:type="spellStart"/>
-      <w:r>
-        <w:t>esta</w:t>
-      </w:r>
-      <w:proofErr w:type="spellEnd"/>
-      <w:r>
-        <w:t xml:space="preserve"> publicada en el repositorio remoto, damos en OK para que proceda a publicarla. </w:t>
+        <w:t xml:space="preserve">Al haber creado la rama desde VSCode nos indica que la rama no esta publicada en el repositorio remoto, damos en OK para que proceda a publicarla. </w:t>
       </w:r>
       <w:r>
         <w:br/>
       </w:r>
       <w:r>
+        <w:rPr>
+          <w:noProof/>
+        </w:rPr>
         <w:drawing>
           <wp:inline distT="0" distB="0" distL="0" distR="0" wp14:anchorId="4860C5F8" wp14:editId="6FF7ADD8">
             <wp:extent cx="5612130" cy="1708150"/>
@@ -723,27 +693,14 @@
       </w:r>
       <w:r>
         <w:br/>
-        <w:t xml:space="preserve">En nuestra pagina de GitHub nos indica que se a creado una solicitud de </w:t>
-      </w:r>
-      <w:proofErr w:type="spellStart"/>
-      <w:r>
-        <w:t>pull</w:t>
-      </w:r>
-      <w:proofErr w:type="spellEnd"/>
-      <w:r>
-        <w:t xml:space="preserve"> </w:t>
-      </w:r>
-      <w:proofErr w:type="spellStart"/>
-      <w:r>
-        <w:t>request</w:t>
-      </w:r>
-      <w:proofErr w:type="spellEnd"/>
-      <w:r>
-        <w:t xml:space="preserve"> </w:t>
-      </w:r>
-    </w:p>
-    <w:p>
-      <w:r>
+        <w:t xml:space="preserve">En nuestra pagina de GitHub nos indica que se a creado una solicitud de pull request </w:t>
+      </w:r>
+    </w:p>
+    <w:p>
+      <w:r>
+        <w:rPr>
+          <w:noProof/>
+        </w:rPr>
         <w:drawing>
           <wp:inline distT="0" distB="0" distL="0" distR="0" wp14:anchorId="01B44176" wp14:editId="70537AF1">
             <wp:extent cx="5612130" cy="1617345"/>
@@ -783,16 +740,14 @@
     </w:p>
     <w:p>
       <w:r>
-        <w:t xml:space="preserve">Creamos la Pull </w:t>
-      </w:r>
-      <w:proofErr w:type="spellStart"/>
-      <w:r>
-        <w:t>request</w:t>
-      </w:r>
-      <w:proofErr w:type="spellEnd"/>
-    </w:p>
-    <w:p>
-      <w:r>
+        <w:t>Creamos la Pull request</w:t>
+      </w:r>
+    </w:p>
+    <w:p>
+      <w:r>
+        <w:rPr>
+          <w:noProof/>
+        </w:rPr>
         <w:lastRenderedPageBreak/>
         <w:drawing>
           <wp:inline distT="0" distB="0" distL="0" distR="0" wp14:anchorId="775A1A0C" wp14:editId="7559C35C">
@@ -844,16 +799,14 @@
       </w:r>
       <w:proofErr w:type="gramEnd"/>
       <w:r>
-        <w:t xml:space="preserve"> y verificar que no existe conflicto se procede con el </w:t>
-      </w:r>
-      <w:proofErr w:type="spellStart"/>
-      <w:r>
-        <w:t>Merge</w:t>
-      </w:r>
-      <w:proofErr w:type="spellEnd"/>
-    </w:p>
-    <w:p>
-      <w:r>
+        <w:t xml:space="preserve"> y verificar que no existe conflicto se procede con el Merge</w:t>
+      </w:r>
+    </w:p>
+    <w:p>
+      <w:r>
+        <w:rPr>
+          <w:noProof/>
+        </w:rPr>
         <w:drawing>
           <wp:inline distT="0" distB="0" distL="0" distR="0" wp14:anchorId="6555B61C" wp14:editId="0C7D5A7E">
             <wp:extent cx="5612130" cy="4001135"/>
@@ -904,6 +857,9 @@
         <w:br/>
       </w:r>
       <w:r>
+        <w:rPr>
+          <w:noProof/>
+        </w:rPr>
         <w:drawing>
           <wp:inline distT="0" distB="0" distL="0" distR="0" wp14:anchorId="06268339" wp14:editId="08CA9C50">
             <wp:extent cx="5612130" cy="800100"/>
@@ -950,6 +906,9 @@
     <w:p/>
     <w:p>
       <w:r>
+        <w:rPr>
+          <w:noProof/>
+        </w:rPr>
         <w:drawing>
           <wp:inline distT="0" distB="0" distL="0" distR="0" wp14:anchorId="67E9F467" wp14:editId="616058B8">
             <wp:extent cx="5612130" cy="1012190"/>
